--- a/docs/Huddl_Connect_Store_Publishing_Guide.docx
+++ b/docs/Huddl_Connect_Store_Publishing_Guide.docx
@@ -7,31 +7,17 @@
         <w:pStyle w:val="Title"/>
       </w:pPr>
       <w:r>
-        <w:rPr>
-          <w:color w:val="FF975C"/>
-          <w:sz w:val="56"/>
-        </w:rPr>
         <w:t>Huddl Connect</w:t>
       </w:r>
     </w:p>
     <w:p>
       <w:r>
-        <w:rPr>
-          <w:b/>
-          <w:i w:val="0"/>
-          <w:sz w:val="32"/>
-        </w:rPr>
-        <w:t>Store Publishing &amp; Monetisation Guide</w:t>
+        <w:t>App Store Publishing Guide</w:t>
       </w:r>
     </w:p>
     <w:p>
       <w:r>
-        <w:rPr>
-          <w:b w:val="0"/>
-          <w:i/>
-          <w:sz w:val="22"/>
-        </w:rPr>
-        <w:t>Version 2.1 | 05 April 2026</w:t>
+        <w:t>Version 3.0 | June 2026</w:t>
       </w:r>
     </w:p>
     <w:p>
@@ -44,914 +30,13 @@
         <w:pStyle w:val="Heading1"/>
       </w:pPr>
       <w:r>
-        <w:rPr>
-          <w:color w:val="262A35"/>
-        </w:rPr>
-        <w:t>1. App Identifiers</w:t>
+        <w:t>Document Control</w:t>
       </w:r>
     </w:p>
     <w:tbl>
       <w:tblPr>
-        <w:tblStyle w:val="LightGrid-Accent1"/>
+        <w:tblStyle w:val="TableGrid"/>
         <w:tblW w:type="auto" w:w="0"/>
-        <w:jc w:val="center"/>
-        <w:tblLook w:firstColumn="1" w:firstRow="1" w:lastColumn="0" w:lastRow="0" w:noHBand="0" w:noVBand="1" w:val="04A0"/>
-      </w:tblPr>
-      <w:tblGrid>
-        <w:gridCol w:w="4320"/>
-        <w:gridCol w:w="4320"/>
-      </w:tblGrid>
-      <w:tr>
-        <w:tc>
-          <w:tcPr>
-            <w:tcW w:type="dxa" w:w="4320"/>
-            <w:shd w:val="clear" w:color="auto" w:fill="FF975C"/>
-          </w:tcPr>
-          <w:p>
-            <w:r>
-              <w:rPr>
-                <w:b/>
-                <w:sz w:val="20"/>
-              </w:rPr>
-              <w:t>Identifier</w:t>
-            </w:r>
-          </w:p>
-        </w:tc>
-        <w:tc>
-          <w:tcPr>
-            <w:tcW w:type="dxa" w:w="4320"/>
-            <w:shd w:val="clear" w:color="auto" w:fill="FF975C"/>
-          </w:tcPr>
-          <w:p>
-            <w:r>
-              <w:rPr>
-                <w:b/>
-                <w:sz w:val="20"/>
-              </w:rPr>
-              <w:t>Value</w:t>
-            </w:r>
-          </w:p>
-        </w:tc>
-      </w:tr>
-      <w:tr>
-        <w:tc>
-          <w:tcPr>
-            <w:tcW w:type="dxa" w:w="4320"/>
-          </w:tcPr>
-          <w:p>
-            <w:r>
-              <w:rPr>
-                <w:sz w:val="20"/>
-              </w:rPr>
-              <w:t>App Name</w:t>
-            </w:r>
-          </w:p>
-        </w:tc>
-        <w:tc>
-          <w:tcPr>
-            <w:tcW w:type="dxa" w:w="4320"/>
-          </w:tcPr>
-          <w:p>
-            <w:r>
-              <w:rPr>
-                <w:sz w:val="20"/>
-              </w:rPr>
-              <w:t>Huddl Connect</w:t>
-            </w:r>
-          </w:p>
-        </w:tc>
-      </w:tr>
-      <w:tr>
-        <w:tc>
-          <w:tcPr>
-            <w:tcW w:type="dxa" w:w="4320"/>
-          </w:tcPr>
-          <w:p>
-            <w:r>
-              <w:rPr>
-                <w:sz w:val="20"/>
-              </w:rPr>
-              <w:t>Package Name (Android)</w:t>
-            </w:r>
-          </w:p>
-        </w:tc>
-        <w:tc>
-          <w:tcPr>
-            <w:tcW w:type="dxa" w:w="4320"/>
-          </w:tcPr>
-          <w:p>
-            <w:r>
-              <w:rPr>
-                <w:sz w:val="20"/>
-              </w:rPr>
-              <w:t>com.huddlconnect.connect</w:t>
-            </w:r>
-          </w:p>
-        </w:tc>
-      </w:tr>
-      <w:tr>
-        <w:tc>
-          <w:tcPr>
-            <w:tcW w:type="dxa" w:w="4320"/>
-          </w:tcPr>
-          <w:p>
-            <w:r>
-              <w:rPr>
-                <w:sz w:val="20"/>
-              </w:rPr>
-              <w:t>Bundle ID (iOS)</w:t>
-            </w:r>
-          </w:p>
-        </w:tc>
-        <w:tc>
-          <w:tcPr>
-            <w:tcW w:type="dxa" w:w="4320"/>
-          </w:tcPr>
-          <w:p>
-            <w:r>
-              <w:rPr>
-                <w:sz w:val="20"/>
-              </w:rPr>
-              <w:t>com.huddlconnect.connect</w:t>
-            </w:r>
-          </w:p>
-        </w:tc>
-      </w:tr>
-      <w:tr>
-        <w:tc>
-          <w:tcPr>
-            <w:tcW w:type="dxa" w:w="4320"/>
-          </w:tcPr>
-          <w:p>
-            <w:r>
-              <w:rPr>
-                <w:sz w:val="20"/>
-              </w:rPr>
-              <w:t>RevGlue Publisher ID</w:t>
-            </w:r>
-          </w:p>
-        </w:tc>
-        <w:tc>
-          <w:tcPr>
-            <w:tcW w:type="dxa" w:w="4320"/>
-          </w:tcPr>
-          <w:p>
-            <w:r>
-              <w:rPr>
-                <w:sz w:val="20"/>
-              </w:rPr>
-              <w:t>1202</w:t>
-            </w:r>
-          </w:p>
-        </w:tc>
-      </w:tr>
-      <w:tr>
-        <w:tc>
-          <w:tcPr>
-            <w:tcW w:type="dxa" w:w="4320"/>
-          </w:tcPr>
-          <w:p>
-            <w:r>
-              <w:rPr>
-                <w:sz w:val="20"/>
-              </w:rPr>
-              <w:t>RevGlue Registered Domain</w:t>
-            </w:r>
-          </w:p>
-        </w:tc>
-        <w:tc>
-          <w:tcPr>
-            <w:tcW w:type="dxa" w:w="4320"/>
-          </w:tcPr>
-          <w:p>
-            <w:r>
-              <w:rPr>
-                <w:sz w:val="20"/>
-              </w:rPr>
-              <w:t>Www.huddlparents.com</w:t>
-            </w:r>
-          </w:p>
-        </w:tc>
-      </w:tr>
-    </w:tbl>
-    <w:p>
-      <w:pPr>
-        <w:pStyle w:val="Heading1"/>
-      </w:pPr>
-      <w:r>
-        <w:rPr>
-          <w:color w:val="262A35"/>
-        </w:rPr>
-        <w:t>2. Revenue Streams</w:t>
-      </w:r>
-    </w:p>
-    <w:tbl>
-      <w:tblPr>
-        <w:tblStyle w:val="LightGrid-Accent1"/>
-        <w:tblW w:type="auto" w:w="0"/>
-        <w:jc w:val="center"/>
-        <w:tblLook w:firstColumn="1" w:firstRow="1" w:lastColumn="0" w:lastRow="0" w:noHBand="0" w:noVBand="1" w:val="04A0"/>
-      </w:tblPr>
-      <w:tblGrid>
-        <w:gridCol w:w="2880"/>
-        <w:gridCol w:w="2880"/>
-        <w:gridCol w:w="2880"/>
-      </w:tblGrid>
-      <w:tr>
-        <w:tc>
-          <w:tcPr>
-            <w:tcW w:type="dxa" w:w="2880"/>
-            <w:shd w:val="clear" w:color="auto" w:fill="FF975C"/>
-          </w:tcPr>
-          <w:p>
-            <w:r>
-              <w:rPr>
-                <w:b/>
-                <w:sz w:val="20"/>
-              </w:rPr>
-              <w:t>Stream</w:t>
-            </w:r>
-          </w:p>
-        </w:tc>
-        <w:tc>
-          <w:tcPr>
-            <w:tcW w:type="dxa" w:w="2880"/>
-            <w:shd w:val="clear" w:color="auto" w:fill="FF975C"/>
-          </w:tcPr>
-          <w:p>
-            <w:r>
-              <w:rPr>
-                <w:b/>
-                <w:sz w:val="20"/>
-              </w:rPr>
-              <w:t>Model</w:t>
-            </w:r>
-          </w:p>
-        </w:tc>
-        <w:tc>
-          <w:tcPr>
-            <w:tcW w:type="dxa" w:w="2880"/>
-            <w:shd w:val="clear" w:color="auto" w:fill="FF975C"/>
-          </w:tcPr>
-          <w:p>
-            <w:r>
-              <w:rPr>
-                <w:b/>
-                <w:sz w:val="20"/>
-              </w:rPr>
-              <w:t>Expected Revenue</w:t>
-            </w:r>
-          </w:p>
-        </w:tc>
-      </w:tr>
-      <w:tr>
-        <w:tc>
-          <w:tcPr>
-            <w:tcW w:type="dxa" w:w="2880"/>
-          </w:tcPr>
-          <w:p>
-            <w:r>
-              <w:rPr>
-                <w:sz w:val="20"/>
-              </w:rPr>
-              <w:t>Subscriptions</w:t>
-            </w:r>
-          </w:p>
-        </w:tc>
-        <w:tc>
-          <w:tcPr>
-            <w:tcW w:type="dxa" w:w="2880"/>
-          </w:tcPr>
-          <w:p>
-            <w:r>
-              <w:rPr>
-                <w:sz w:val="20"/>
-              </w:rPr>
-              <w:t>Freemium (GBP5.99-11.99/mo)</w:t>
-            </w:r>
-          </w:p>
-        </w:tc>
-        <w:tc>
-          <w:tcPr>
-            <w:tcW w:type="dxa" w:w="2880"/>
-          </w:tcPr>
-          <w:p>
-            <w:r>
-              <w:rPr>
-                <w:sz w:val="20"/>
-              </w:rPr>
-              <w:t>Primary revenue</w:t>
-            </w:r>
-          </w:p>
-        </w:tc>
-      </w:tr>
-      <w:tr>
-        <w:tc>
-          <w:tcPr>
-            <w:tcW w:type="dxa" w:w="2880"/>
-          </w:tcPr>
-          <w:p>
-            <w:r>
-              <w:rPr>
-                <w:sz w:val="20"/>
-              </w:rPr>
-              <w:t>RevGlue Affiliate Deals</w:t>
-            </w:r>
-          </w:p>
-        </w:tc>
-        <w:tc>
-          <w:tcPr>
-            <w:tcW w:type="dxa" w:w="2880"/>
-          </w:tcPr>
-          <w:p>
-            <w:r>
-              <w:rPr>
-                <w:sz w:val="20"/>
-              </w:rPr>
-              <w:t>80% commission per sale</w:t>
-            </w:r>
-          </w:p>
-        </w:tc>
-        <w:tc>
-          <w:tcPr>
-            <w:tcW w:type="dxa" w:w="2880"/>
-          </w:tcPr>
-          <w:p>
-            <w:r>
-              <w:rPr>
-                <w:sz w:val="20"/>
-              </w:rPr>
-              <w:t>Passive secondary revenue</w:t>
-            </w:r>
-          </w:p>
-        </w:tc>
-      </w:tr>
-      <w:tr>
-        <w:tc>
-          <w:tcPr>
-            <w:tcW w:type="dxa" w:w="2880"/>
-          </w:tcPr>
-          <w:p>
-            <w:r>
-              <w:rPr>
-                <w:sz w:val="20"/>
-              </w:rPr>
-              <w:t>Future: Sponsored Events</w:t>
-            </w:r>
-          </w:p>
-        </w:tc>
-        <w:tc>
-          <w:tcPr>
-            <w:tcW w:type="dxa" w:w="2880"/>
-          </w:tcPr>
-          <w:p>
-            <w:r>
-              <w:rPr>
-                <w:sz w:val="20"/>
-              </w:rPr>
-              <w:t>B2B partnerships</w:t>
-            </w:r>
-          </w:p>
-        </w:tc>
-        <w:tc>
-          <w:tcPr>
-            <w:tcW w:type="dxa" w:w="2880"/>
-          </w:tcPr>
-          <w:p>
-            <w:r>
-              <w:rPr>
-                <w:sz w:val="20"/>
-              </w:rPr>
-              <w:t>Planned</w:t>
-            </w:r>
-          </w:p>
-        </w:tc>
-      </w:tr>
-      <w:tr>
-        <w:tc>
-          <w:tcPr>
-            <w:tcW w:type="dxa" w:w="2880"/>
-          </w:tcPr>
-          <w:p>
-            <w:r>
-              <w:rPr>
-                <w:sz w:val="20"/>
-              </w:rPr>
-              <w:t>Future: Promoted Listings</w:t>
-            </w:r>
-          </w:p>
-        </w:tc>
-        <w:tc>
-          <w:tcPr>
-            <w:tcW w:type="dxa" w:w="2880"/>
-          </w:tcPr>
-          <w:p>
-            <w:r>
-              <w:rPr>
-                <w:sz w:val="20"/>
-              </w:rPr>
-              <w:t>Inner Circle feature</w:t>
-            </w:r>
-          </w:p>
-        </w:tc>
-        <w:tc>
-          <w:tcPr>
-            <w:tcW w:type="dxa" w:w="2880"/>
-          </w:tcPr>
-          <w:p>
-            <w:r>
-              <w:rPr>
-                <w:sz w:val="20"/>
-              </w:rPr>
-              <w:t>Planned</w:t>
-            </w:r>
-          </w:p>
-        </w:tc>
-      </w:tr>
-    </w:tbl>
-    <w:p>
-      <w:pPr>
-        <w:pStyle w:val="Heading1"/>
-      </w:pPr>
-      <w:r>
-        <w:rPr>
-          <w:color w:val="262A35"/>
-        </w:rPr>
-        <w:t>3. RevGlue Affiliate Setup</w:t>
-      </w:r>
-    </w:p>
-    <w:p>
-      <w:pPr>
-        <w:pStyle w:val="Heading2"/>
-      </w:pPr>
-      <w:r>
-        <w:rPr>
-          <w:color w:val="262A35"/>
-        </w:rPr>
-        <w:t>3.1 Account Details</w:t>
-      </w:r>
-    </w:p>
-    <w:tbl>
-      <w:tblPr>
-        <w:tblStyle w:val="LightGrid-Accent1"/>
-        <w:tblW w:type="auto" w:w="0"/>
-        <w:jc w:val="center"/>
-        <w:tblLook w:firstColumn="1" w:firstRow="1" w:lastColumn="0" w:lastRow="0" w:noHBand="0" w:noVBand="1" w:val="04A0"/>
-      </w:tblPr>
-      <w:tblGrid>
-        <w:gridCol w:w="4320"/>
-        <w:gridCol w:w="4320"/>
-      </w:tblGrid>
-      <w:tr>
-        <w:tc>
-          <w:tcPr>
-            <w:tcW w:type="dxa" w:w="4320"/>
-            <w:shd w:val="clear" w:color="auto" w:fill="FF975C"/>
-          </w:tcPr>
-          <w:p>
-            <w:r>
-              <w:rPr>
-                <w:b/>
-                <w:sz w:val="20"/>
-              </w:rPr>
-              <w:t>Setting</w:t>
-            </w:r>
-          </w:p>
-        </w:tc>
-        <w:tc>
-          <w:tcPr>
-            <w:tcW w:type="dxa" w:w="4320"/>
-            <w:shd w:val="clear" w:color="auto" w:fill="FF975C"/>
-          </w:tcPr>
-          <w:p>
-            <w:r>
-              <w:rPr>
-                <w:b/>
-                <w:sz w:val="20"/>
-              </w:rPr>
-              <w:t>Value</w:t>
-            </w:r>
-          </w:p>
-        </w:tc>
-      </w:tr>
-      <w:tr>
-        <w:tc>
-          <w:tcPr>
-            <w:tcW w:type="dxa" w:w="4320"/>
-          </w:tcPr>
-          <w:p>
-            <w:r>
-              <w:rPr>
-                <w:sz w:val="20"/>
-              </w:rPr>
-              <w:t>Account Email</w:t>
-            </w:r>
-          </w:p>
-        </w:tc>
-        <w:tc>
-          <w:tcPr>
-            <w:tcW w:type="dxa" w:w="4320"/>
-          </w:tcPr>
-          <w:p>
-            <w:r>
-              <w:rPr>
-                <w:sz w:val="20"/>
-              </w:rPr>
-              <w:t>Conrad.au@gmail.com</w:t>
-            </w:r>
-          </w:p>
-        </w:tc>
-      </w:tr>
-      <w:tr>
-        <w:tc>
-          <w:tcPr>
-            <w:tcW w:type="dxa" w:w="4320"/>
-          </w:tcPr>
-          <w:p>
-            <w:r>
-              <w:rPr>
-                <w:sz w:val="20"/>
-              </w:rPr>
-              <w:t>Publisher ID</w:t>
-            </w:r>
-          </w:p>
-        </w:tc>
-        <w:tc>
-          <w:tcPr>
-            <w:tcW w:type="dxa" w:w="4320"/>
-          </w:tcPr>
-          <w:p>
-            <w:r>
-              <w:rPr>
-                <w:sz w:val="20"/>
-              </w:rPr>
-              <w:t>1202</w:t>
-            </w:r>
-          </w:p>
-        </w:tc>
-      </w:tr>
-      <w:tr>
-        <w:tc>
-          <w:tcPr>
-            <w:tcW w:type="dxa" w:w="4320"/>
-          </w:tcPr>
-          <w:p>
-            <w:r>
-              <w:rPr>
-                <w:sz w:val="20"/>
-              </w:rPr>
-              <w:t>Project Type</w:t>
-            </w:r>
-          </w:p>
-        </w:tc>
-        <w:tc>
-          <w:tcPr>
-            <w:tcW w:type="dxa" w:w="4320"/>
-          </w:tcPr>
-          <w:p>
-            <w:r>
-              <w:rPr>
-                <w:sz w:val="20"/>
-              </w:rPr>
-              <w:t>Coupons and Daily Deals UK</w:t>
-            </w:r>
-          </w:p>
-        </w:tc>
-      </w:tr>
-      <w:tr>
-        <w:tc>
-          <w:tcPr>
-            <w:tcW w:type="dxa" w:w="4320"/>
-          </w:tcPr>
-          <w:p>
-            <w:r>
-              <w:rPr>
-                <w:sz w:val="20"/>
-              </w:rPr>
-              <w:t>Registered Domain</w:t>
-            </w:r>
-          </w:p>
-        </w:tc>
-        <w:tc>
-          <w:tcPr>
-            <w:tcW w:type="dxa" w:w="4320"/>
-          </w:tcPr>
-          <w:p>
-            <w:r>
-              <w:rPr>
-                <w:sz w:val="20"/>
-              </w:rPr>
-              <w:t>Www.huddlparents.com</w:t>
-            </w:r>
-          </w:p>
-        </w:tc>
-      </w:tr>
-      <w:tr>
-        <w:tc>
-          <w:tcPr>
-            <w:tcW w:type="dxa" w:w="4320"/>
-          </w:tcPr>
-          <w:p>
-            <w:r>
-              <w:rPr>
-                <w:sz w:val="20"/>
-              </w:rPr>
-              <w:t>Commission Rate</w:t>
-            </w:r>
-          </w:p>
-        </w:tc>
-        <w:tc>
-          <w:tcPr>
-            <w:tcW w:type="dxa" w:w="4320"/>
-          </w:tcPr>
-          <w:p>
-            <w:r>
-              <w:rPr>
-                <w:sz w:val="20"/>
-              </w:rPr>
-              <w:t>80% (RevGlue keeps 20%)</w:t>
-            </w:r>
-          </w:p>
-        </w:tc>
-      </w:tr>
-      <w:tr>
-        <w:tc>
-          <w:tcPr>
-            <w:tcW w:type="dxa" w:w="4320"/>
-          </w:tcPr>
-          <w:p>
-            <w:r>
-              <w:rPr>
-                <w:sz w:val="20"/>
-              </w:rPr>
-              <w:t>Payout Method</w:t>
-            </w:r>
-          </w:p>
-        </w:tc>
-        <w:tc>
-          <w:tcPr>
-            <w:tcW w:type="dxa" w:w="4320"/>
-          </w:tcPr>
-          <w:p>
-            <w:r>
-              <w:rPr>
-                <w:sz w:val="20"/>
-              </w:rPr>
-              <w:t>Bank Transfer or PayPal</w:t>
-            </w:r>
-          </w:p>
-        </w:tc>
-      </w:tr>
-      <w:tr>
-        <w:tc>
-          <w:tcPr>
-            <w:tcW w:type="dxa" w:w="4320"/>
-          </w:tcPr>
-          <w:p>
-            <w:r>
-              <w:rPr>
-                <w:sz w:val="20"/>
-              </w:rPr>
-              <w:t>Minimum Payout</w:t>
-            </w:r>
-          </w:p>
-        </w:tc>
-        <w:tc>
-          <w:tcPr>
-            <w:tcW w:type="dxa" w:w="4320"/>
-          </w:tcPr>
-          <w:p>
-            <w:r>
-              <w:rPr>
-                <w:sz w:val="20"/>
-              </w:rPr>
-              <w:t>GBP100</w:t>
-            </w:r>
-          </w:p>
-        </w:tc>
-      </w:tr>
-    </w:tbl>
-    <w:p>
-      <w:pPr>
-        <w:pStyle w:val="Heading2"/>
-      </w:pPr>
-      <w:r>
-        <w:rPr>
-          <w:color w:val="262A35"/>
-        </w:rPr>
-        <w:t>3.2 Technical Integration</w:t>
-      </w:r>
-    </w:p>
-    <w:p>
-      <w:r>
-        <w:rPr>
-          <w:b w:val="0"/>
-          <w:i w:val="0"/>
-          <w:sz w:val="22"/>
-        </w:rPr>
-        <w:t>The Flutter app integrates RevGlue's iframeapi REST endpoints:</w:t>
-      </w:r>
-    </w:p>
-    <w:p>
-      <w:pPr>
-        <w:pStyle w:val="ListBullet"/>
-      </w:pPr>
-      <w:r>
-        <w:t>Base URL: https://www.revglue.com/iframeapi/</w:t>
-      </w:r>
-    </w:p>
-    <w:p>
-      <w:pPr>
-        <w:pStyle w:val="ListBullet"/>
-      </w:pPr>
-      <w:r>
-        <w:t>All requests append Publisher ID: /1202</w:t>
-      </w:r>
-    </w:p>
-    <w:p>
-      <w:pPr>
-        <w:pStyle w:val="ListBullet"/>
-      </w:pPr>
-      <w:r>
-        <w:t>Exit-click URLs: https://www.revglue.com/revembed/coupon_exitclick/1202/{storeId}</w:t>
-      </w:r>
-    </w:p>
-    <w:p>
-      <w:pPr>
-        <w:pStyle w:val="ListBullet"/>
-      </w:pPr>
-      <w:r>
-        <w:t>Data format: JSON</w:t>
-      </w:r>
-    </w:p>
-    <w:p>
-      <w:pPr>
-        <w:pStyle w:val="ListBullet"/>
-      </w:pPr>
-      <w:r>
-        <w:t>No authentication required for data endpoints</w:t>
-      </w:r>
-    </w:p>
-    <w:p>
-      <w:pPr>
-        <w:pStyle w:val="Heading2"/>
-      </w:pPr>
-      <w:r>
-        <w:rPr>
-          <w:color w:val="262A35"/>
-        </w:rPr>
-        <w:t>3.3 Revenue Tracking</w:t>
-      </w:r>
-    </w:p>
-    <w:p>
-      <w:r>
-        <w:rPr>
-          <w:b w:val="0"/>
-          <w:i w:val="0"/>
-          <w:sz w:val="22"/>
-        </w:rPr>
-        <w:t>Revenue is tracked automatically by RevGlue when users click through affiliate exit-click URLs. The RevGlue dashboard at revglue.com shows:</w:t>
-      </w:r>
-    </w:p>
-    <w:p>
-      <w:pPr>
-        <w:pStyle w:val="ListBullet"/>
-      </w:pPr>
-      <w:r>
-        <w:t>Daily/weekly/monthly click counts</w:t>
-      </w:r>
-    </w:p>
-    <w:p>
-      <w:pPr>
-        <w:pStyle w:val="ListBullet"/>
-      </w:pPr>
-      <w:r>
-        <w:t>Conversion rates per store</w:t>
-      </w:r>
-    </w:p>
-    <w:p>
-      <w:pPr>
-        <w:pStyle w:val="ListBullet"/>
-      </w:pPr>
-      <w:r>
-        <w:t>Confirmed vs pending commissions</w:t>
-      </w:r>
-    </w:p>
-    <w:p>
-      <w:pPr>
-        <w:pStyle w:val="ListBullet"/>
-      </w:pPr>
-      <w:r>
-        <w:t>Payout history</w:t>
-      </w:r>
-    </w:p>
-    <w:p>
-      <w:pPr>
-        <w:pStyle w:val="Heading1"/>
-      </w:pPr>
-      <w:r>
-        <w:rPr>
-          <w:color w:val="262A35"/>
-        </w:rPr>
-        <w:t>4. Google Play Store Listing</w:t>
-      </w:r>
-    </w:p>
-    <w:p>
-      <w:pPr>
-        <w:pStyle w:val="Heading2"/>
-      </w:pPr>
-      <w:r>
-        <w:rPr>
-          <w:color w:val="262A35"/>
-        </w:rPr>
-        <w:t>4.1 Store Description</w:t>
-      </w:r>
-    </w:p>
-    <w:p>
-      <w:r>
-        <w:rPr>
-          <w:b w:val="0"/>
-          <w:i/>
-          <w:sz w:val="22"/>
-        </w:rPr>
-        <w:t>Huddl Connect - The parenting community app for Cambridge families. Join local parent groups, discover events, buy and sell baby items, plan family holidays, and save money with exclusive deals from 500+ UK stores. AI-powered features help you find what matters most.</w:t>
-      </w:r>
-    </w:p>
-    <w:p>
-      <w:pPr>
-        <w:pStyle w:val="Heading2"/>
-      </w:pPr>
-      <w:r>
-        <w:rPr>
-          <w:color w:val="262A35"/>
-        </w:rPr>
-        <w:t>4.2 Key Features for Store Listing</w:t>
-      </w:r>
-    </w:p>
-    <w:p>
-      <w:pPr>
-        <w:pStyle w:val="ListBullet"/>
-      </w:pPr>
-      <w:r>
-        <w:t>Join local parent groups matched to your area and parenting stage</w:t>
-      </w:r>
-    </w:p>
-    <w:p>
-      <w:pPr>
-        <w:pStyle w:val="ListBullet"/>
-      </w:pPr>
-      <w:r>
-        <w:t>Discover AI-curated events and meetups near you</w:t>
-      </w:r>
-    </w:p>
-    <w:p>
-      <w:pPr>
-        <w:pStyle w:val="ListBullet"/>
-      </w:pPr>
-      <w:r>
-        <w:t>Buy, sell and give away preloved baby items</w:t>
-      </w:r>
-    </w:p>
-    <w:p>
-      <w:pPr>
-        <w:pStyle w:val="ListBullet"/>
-      </w:pPr>
-      <w:r>
-        <w:t>Plan family holidays with an AI travel concierge</w:t>
-      </w:r>
-    </w:p>
-    <w:p>
-      <w:pPr>
-        <w:pStyle w:val="ListBullet"/>
-      </w:pPr>
-      <w:r>
-        <w:t>Save money with coupons and deals from top UK brands</w:t>
-      </w:r>
-    </w:p>
-    <w:p>
-      <w:pPr>
-        <w:pStyle w:val="ListBullet"/>
-      </w:pPr>
-      <w:r>
-        <w:t>Get parenting advice from an AI-powered copilot</w:t>
-      </w:r>
-    </w:p>
-    <w:p>
-      <w:pPr>
-        <w:pStyle w:val="Heading1"/>
-      </w:pPr>
-      <w:r>
-        <w:rPr>
-          <w:color w:val="262A35"/>
-        </w:rPr>
-        <w:t>5. Subscription IAP Configuration</w:t>
-      </w:r>
-    </w:p>
-    <w:tbl>
-      <w:tblPr>
-        <w:tblStyle w:val="LightGrid-Accent1"/>
-        <w:tblW w:type="auto" w:w="0"/>
-        <w:jc w:val="center"/>
         <w:tblLook w:firstColumn="1" w:firstRow="1" w:lastColumn="0" w:lastRow="0" w:noHBand="0" w:noVBand="1" w:val="04A0"/>
       </w:tblPr>
       <w:tblGrid>
@@ -964,13 +49,646 @@
         <w:tc>
           <w:tcPr>
             <w:tcW w:type="dxa" w:w="2160"/>
-            <w:shd w:val="clear" w:color="auto" w:fill="FF975C"/>
           </w:tcPr>
           <w:p>
             <w:r>
               <w:rPr>
                 <w:b/>
-                <w:sz w:val="20"/>
+              </w:rPr>
+              <w:t>Version</w:t>
+            </w:r>
+          </w:p>
+        </w:tc>
+        <w:tc>
+          <w:tcPr>
+            <w:tcW w:type="dxa" w:w="2160"/>
+          </w:tcPr>
+          <w:p>
+            <w:r>
+              <w:rPr>
+                <w:b/>
+              </w:rPr>
+              <w:t>Date</w:t>
+            </w:r>
+          </w:p>
+        </w:tc>
+        <w:tc>
+          <w:tcPr>
+            <w:tcW w:type="dxa" w:w="2160"/>
+          </w:tcPr>
+          <w:p>
+            <w:r>
+              <w:rPr>
+                <w:b/>
+              </w:rPr>
+              <w:t>Author</w:t>
+            </w:r>
+          </w:p>
+        </w:tc>
+        <w:tc>
+          <w:tcPr>
+            <w:tcW w:type="dxa" w:w="2160"/>
+          </w:tcPr>
+          <w:p>
+            <w:r>
+              <w:rPr>
+                <w:b/>
+              </w:rPr>
+              <w:t>Changes</w:t>
+            </w:r>
+          </w:p>
+        </w:tc>
+      </w:tr>
+      <w:tr>
+        <w:tc>
+          <w:tcPr>
+            <w:tcW w:type="dxa" w:w="2160"/>
+          </w:tcPr>
+          <w:p/>
+        </w:tc>
+        <w:tc>
+          <w:tcPr>
+            <w:tcW w:type="dxa" w:w="2160"/>
+          </w:tcPr>
+          <w:p/>
+        </w:tc>
+        <w:tc>
+          <w:tcPr>
+            <w:tcW w:type="dxa" w:w="2160"/>
+          </w:tcPr>
+          <w:p/>
+        </w:tc>
+        <w:tc>
+          <w:tcPr>
+            <w:tcW w:type="dxa" w:w="2160"/>
+          </w:tcPr>
+          <w:p/>
+        </w:tc>
+      </w:tr>
+      <w:tr>
+        <w:tc>
+          <w:tcPr>
+            <w:tcW w:type="dxa" w:w="2160"/>
+          </w:tcPr>
+          <w:p>
+            <w:r>
+              <w:t>3.0</w:t>
+            </w:r>
+          </w:p>
+        </w:tc>
+        <w:tc>
+          <w:tcPr>
+            <w:tcW w:type="dxa" w:w="2160"/>
+          </w:tcPr>
+          <w:p>
+            <w:r>
+              <w:t>June 2026</w:t>
+            </w:r>
+          </w:p>
+        </w:tc>
+        <w:tc>
+          <w:tcPr>
+            <w:tcW w:type="dxa" w:w="2160"/>
+          </w:tcPr>
+          <w:p>
+            <w:r>
+              <w:t>Conrad / Malgorzata</w:t>
+            </w:r>
+          </w:p>
+        </w:tc>
+        <w:tc>
+          <w:tcPr>
+            <w:tcW w:type="dxa" w:w="2160"/>
+          </w:tcPr>
+          <w:p>
+            <w:r>
+              <w:t>Removed RevGlue/Deals/Trips references. Updated store listing to reflect 5-tab app and current features.</w:t>
+            </w:r>
+          </w:p>
+        </w:tc>
+      </w:tr>
+    </w:tbl>
+    <w:p>
+      <w:pPr>
+        <w:pStyle w:val="Heading1"/>
+      </w:pPr>
+      <w:r>
+        <w:t>1. App Store Metadata</w:t>
+      </w:r>
+    </w:p>
+    <w:p>
+      <w:pPr>
+        <w:pStyle w:val="Heading2"/>
+      </w:pPr>
+      <w:r>
+        <w:t>1.1 App Name &amp; Description</w:t>
+      </w:r>
+    </w:p>
+    <w:p>
+      <w:r>
+        <w:rPr>
+          <w:b w:val="0"/>
+        </w:rPr>
+        <w:t>App Name: huddl connect</w:t>
+      </w:r>
+    </w:p>
+    <w:p>
+      <w:r>
+        <w:rPr>
+          <w:b w:val="0"/>
+        </w:rPr>
+        <w:t>Short Description (Google Play):</w:t>
+      </w:r>
+    </w:p>
+    <w:p>
+      <w:r>
+        <w:rPr>
+          <w:b w:val="0"/>
+        </w:rPr>
+        <w:t>Your borough's parent community. Groups, events, marketplace &amp; AI — all hyperlocal.</w:t>
+      </w:r>
+    </w:p>
+    <w:p>
+      <w:r>
+        <w:rPr>
+          <w:b w:val="0"/>
+        </w:rPr>
+        <w:t>Long Description:</w:t>
+      </w:r>
+    </w:p>
+    <w:p>
+      <w:r>
+        <w:rPr>
+          <w:b w:val="0"/>
+        </w:rPr>
+        <w:t>Huddl Connect is the hyperlocal parenting community app — your borough's mums and dads, in one place.</w:t>
+        <w:br/>
+        <w:br/>
+        <w:t>WHAT'S INSIDE:</w:t>
+        <w:br/>
+        <w:t>• Connect — join local parent groups, chat, send DMs, create polls</w:t>
+        <w:br/>
+        <w:t>• Discover — find local events and parent meetups near you, or organise your own</w:t>
+        <w:br/>
+        <w:t>• Market — buy, sell, and give away pre-loved baby and kids' items</w:t>
+        <w:br/>
+        <w:t>• Home — your personalised local parenting feed, powered by AI</w:t>
+        <w:br/>
+        <w:t>• AI Tools — AI Chat Helper, Group Summaries, Listing Writer, Events Finder &amp; more</w:t>
+        <w:br/>
+        <w:br/>
+        <w:t>WHY HUDDL?</w:t>
+        <w:br/>
+        <w:t>✓ Hyperlocal — scoped to your borough. No national noise.</w:t>
+        <w:br/>
+        <w:t>✓ AI-powered — 7 AI features built for parents, not generic chatbots</w:t>
+        <w:br/>
+        <w:t>✓ Private &amp; safe — phone-verified accounts, no anonymous strangers</w:t>
+        <w:br/>
+        <w:t>✓ Free to start — 7-day Neighbour trial on sign-up, no card required</w:t>
+        <w:br/>
+        <w:br/>
+        <w:t>SUBSCRIPTION TIERS:</w:t>
+        <w:br/>
+        <w:t>• Welcome — Free forever. 2 groups, 2 meetups/mo, AI Chat Helper (3/day)</w:t>
+        <w:br/>
+        <w:t>• Neighbour — £5.99/mo or £49.99/yr. Unlimited groups, DMs, full AI suite</w:t>
+        <w:br/>
+        <w:t>• Circle — £11.99/mo or £99.99/yr. Everything unlimited + AI Meetup Matchmaker</w:t>
+        <w:br/>
+        <w:br/>
+        <w:t>Built by Cambridge parents, for parents everywhere.</w:t>
+      </w:r>
+    </w:p>
+    <w:p>
+      <w:pPr>
+        <w:pStyle w:val="Heading2"/>
+      </w:pPr>
+      <w:r>
+        <w:t>1.2 Keywords</w:t>
+      </w:r>
+    </w:p>
+    <w:p>
+      <w:r>
+        <w:rPr>
+          <w:b w:val="0"/>
+        </w:rPr>
+        <w:t>local parenting app, parent community, mum groups near me, local baby events, pre-loved baby items, parenting AI, local parents, mums and dads app, borough community, parent meetups</w:t>
+      </w:r>
+    </w:p>
+    <w:p>
+      <w:pPr>
+        <w:pStyle w:val="Heading2"/>
+      </w:pPr>
+      <w:r>
+        <w:t>1.3 Category &amp; Rating</w:t>
+      </w:r>
+    </w:p>
+    <w:tbl>
+      <w:tblPr>
+        <w:tblStyle w:val="TableGrid"/>
+        <w:tblW w:type="auto" w:w="0"/>
+        <w:tblLook w:firstColumn="1" w:firstRow="1" w:lastColumn="0" w:lastRow="0" w:noHBand="0" w:noVBand="1" w:val="04A0"/>
+      </w:tblPr>
+      <w:tblGrid>
+        <w:gridCol w:w="4320"/>
+        <w:gridCol w:w="4320"/>
+      </w:tblGrid>
+      <w:tr>
+        <w:tc>
+          <w:tcPr>
+            <w:tcW w:type="dxa" w:w="4320"/>
+          </w:tcPr>
+          <w:p>
+            <w:r>
+              <w:rPr>
+                <w:b/>
+              </w:rPr>
+              <w:t>Field</w:t>
+            </w:r>
+          </w:p>
+        </w:tc>
+        <w:tc>
+          <w:tcPr>
+            <w:tcW w:type="dxa" w:w="4320"/>
+          </w:tcPr>
+          <w:p>
+            <w:r>
+              <w:rPr>
+                <w:b/>
+              </w:rPr>
+              <w:t>Value</w:t>
+            </w:r>
+          </w:p>
+        </w:tc>
+      </w:tr>
+      <w:tr>
+        <w:tc>
+          <w:tcPr>
+            <w:tcW w:type="dxa" w:w="4320"/>
+          </w:tcPr>
+          <w:p/>
+        </w:tc>
+        <w:tc>
+          <w:tcPr>
+            <w:tcW w:type="dxa" w:w="4320"/>
+          </w:tcPr>
+          <w:p/>
+        </w:tc>
+      </w:tr>
+      <w:tr>
+        <w:tc>
+          <w:tcPr>
+            <w:tcW w:type="dxa" w:w="4320"/>
+          </w:tcPr>
+          <w:p/>
+        </w:tc>
+        <w:tc>
+          <w:tcPr>
+            <w:tcW w:type="dxa" w:w="4320"/>
+          </w:tcPr>
+          <w:p/>
+        </w:tc>
+      </w:tr>
+      <w:tr>
+        <w:tc>
+          <w:tcPr>
+            <w:tcW w:type="dxa" w:w="4320"/>
+          </w:tcPr>
+          <w:p/>
+        </w:tc>
+        <w:tc>
+          <w:tcPr>
+            <w:tcW w:type="dxa" w:w="4320"/>
+          </w:tcPr>
+          <w:p/>
+        </w:tc>
+      </w:tr>
+      <w:tr>
+        <w:tc>
+          <w:tcPr>
+            <w:tcW w:type="dxa" w:w="4320"/>
+          </w:tcPr>
+          <w:p/>
+        </w:tc>
+        <w:tc>
+          <w:tcPr>
+            <w:tcW w:type="dxa" w:w="4320"/>
+          </w:tcPr>
+          <w:p/>
+        </w:tc>
+      </w:tr>
+      <w:tr>
+        <w:tc>
+          <w:tcPr>
+            <w:tcW w:type="dxa" w:w="4320"/>
+          </w:tcPr>
+          <w:p/>
+        </w:tc>
+        <w:tc>
+          <w:tcPr>
+            <w:tcW w:type="dxa" w:w="4320"/>
+          </w:tcPr>
+          <w:p/>
+        </w:tc>
+      </w:tr>
+      <w:tr>
+        <w:tc>
+          <w:tcPr>
+            <w:tcW w:type="dxa" w:w="4320"/>
+          </w:tcPr>
+          <w:p>
+            <w:r>
+              <w:t>Primary Category</w:t>
+            </w:r>
+          </w:p>
+        </w:tc>
+        <w:tc>
+          <w:tcPr>
+            <w:tcW w:type="dxa" w:w="4320"/>
+          </w:tcPr>
+          <w:p>
+            <w:r>
+              <w:t>Social Networking (Google Play) / Lifestyle (Apple)</w:t>
+            </w:r>
+          </w:p>
+        </w:tc>
+      </w:tr>
+      <w:tr>
+        <w:tc>
+          <w:tcPr>
+            <w:tcW w:type="dxa" w:w="4320"/>
+          </w:tcPr>
+          <w:p>
+            <w:r>
+              <w:t>Secondary Category</w:t>
+            </w:r>
+          </w:p>
+        </w:tc>
+        <w:tc>
+          <w:tcPr>
+            <w:tcW w:type="dxa" w:w="4320"/>
+          </w:tcPr>
+          <w:p>
+            <w:r>
+              <w:t>Parenting</w:t>
+            </w:r>
+          </w:p>
+        </w:tc>
+      </w:tr>
+      <w:tr>
+        <w:tc>
+          <w:tcPr>
+            <w:tcW w:type="dxa" w:w="4320"/>
+          </w:tcPr>
+          <w:p>
+            <w:r>
+              <w:t>Age Rating</w:t>
+            </w:r>
+          </w:p>
+        </w:tc>
+        <w:tc>
+          <w:tcPr>
+            <w:tcW w:type="dxa" w:w="4320"/>
+          </w:tcPr>
+          <w:p>
+            <w:r>
+              <w:t>4+ (Apple) / Everyone (Google Play)</w:t>
+            </w:r>
+          </w:p>
+        </w:tc>
+      </w:tr>
+      <w:tr>
+        <w:tc>
+          <w:tcPr>
+            <w:tcW w:type="dxa" w:w="4320"/>
+          </w:tcPr>
+          <w:p>
+            <w:r>
+              <w:t>Content Rating</w:t>
+            </w:r>
+          </w:p>
+        </w:tc>
+        <w:tc>
+          <w:tcPr>
+            <w:tcW w:type="dxa" w:w="4320"/>
+          </w:tcPr>
+          <w:p>
+            <w:r>
+              <w:t>No mature content</w:t>
+            </w:r>
+          </w:p>
+        </w:tc>
+      </w:tr>
+      <w:tr>
+        <w:tc>
+          <w:tcPr>
+            <w:tcW w:type="dxa" w:w="4320"/>
+          </w:tcPr>
+          <w:p>
+            <w:r>
+              <w:t>Privacy Policy URL</w:t>
+            </w:r>
+          </w:p>
+        </w:tc>
+        <w:tc>
+          <w:tcPr>
+            <w:tcW w:type="dxa" w:w="4320"/>
+          </w:tcPr>
+          <w:p>
+            <w:r>
+              <w:t>Required — must be provided</w:t>
+            </w:r>
+          </w:p>
+        </w:tc>
+      </w:tr>
+    </w:tbl>
+    <w:p>
+      <w:pPr>
+        <w:pStyle w:val="Heading1"/>
+      </w:pPr>
+      <w:r>
+        <w:t>2. Google Play Store Setup</w:t>
+      </w:r>
+    </w:p>
+    <w:p>
+      <w:pPr>
+        <w:pStyle w:val="ListBullet"/>
+      </w:pPr>
+      <w:r>
+        <w:t>Create app in Google Play Console at play.google.com/console</w:t>
+      </w:r>
+    </w:p>
+    <w:p>
+      <w:pPr>
+        <w:pStyle w:val="ListBullet"/>
+      </w:pPr>
+      <w:r>
+        <w:t>Upload signed AAB: flutter build appbundle --release</w:t>
+      </w:r>
+    </w:p>
+    <w:p>
+      <w:pPr>
+        <w:pStyle w:val="ListBullet"/>
+      </w:pPr>
+      <w:r>
+        <w:t>Complete content rating questionnaire (age-appropriate: Everyone)</w:t>
+      </w:r>
+    </w:p>
+    <w:p>
+      <w:pPr>
+        <w:pStyle w:val="ListBullet"/>
+      </w:pPr>
+      <w:r>
+        <w:t>Complete data safety form: data collected (name, phone, postcode, children info), purpose (app functionality), encryption in transit</w:t>
+      </w:r>
+    </w:p>
+    <w:p>
+      <w:pPr>
+        <w:pStyle w:val="ListBullet"/>
+      </w:pPr>
+      <w:r>
+        <w:t>Set up in-app purchases: Neighbour Monthly, Neighbour Annual, Circle Monthly, Circle Annual</w:t>
+      </w:r>
+    </w:p>
+    <w:p>
+      <w:pPr>
+        <w:pStyle w:val="ListBullet"/>
+      </w:pPr>
+      <w:r>
+        <w:t>Add store listing screenshots: phone (1080x1920), tablet (optional)</w:t>
+      </w:r>
+    </w:p>
+    <w:p>
+      <w:pPr>
+        <w:pStyle w:val="ListBullet"/>
+      </w:pPr>
+      <w:r>
+        <w:t>Add feature graphic: 1024x500px</w:t>
+      </w:r>
+    </w:p>
+    <w:p>
+      <w:pPr>
+        <w:pStyle w:val="ListBullet"/>
+      </w:pPr>
+      <w:r>
+        <w:t>Submit for review</w:t>
+      </w:r>
+    </w:p>
+    <w:p>
+      <w:pPr>
+        <w:pStyle w:val="Heading1"/>
+      </w:pPr>
+      <w:r>
+        <w:t>3. Apple App Store Setup</w:t>
+      </w:r>
+    </w:p>
+    <w:p>
+      <w:pPr>
+        <w:pStyle w:val="ListBullet"/>
+      </w:pPr>
+      <w:r>
+        <w:t>Create app record in App Store Connect at appstoreconnect.apple.com</w:t>
+      </w:r>
+    </w:p>
+    <w:p>
+      <w:pPr>
+        <w:pStyle w:val="ListBullet"/>
+      </w:pPr>
+      <w:r>
+        <w:t>Archive in Xcode and upload via Organiser</w:t>
+      </w:r>
+    </w:p>
+    <w:p>
+      <w:pPr>
+        <w:pStyle w:val="ListBullet"/>
+      </w:pPr>
+      <w:r>
+        <w:t>Set up in-app purchases matching Play Store products</w:t>
+      </w:r>
+    </w:p>
+    <w:p>
+      <w:pPr>
+        <w:pStyle w:val="ListBullet"/>
+      </w:pPr>
+      <w:r>
+        <w:t>Complete App Privacy questionnaire</w:t>
+      </w:r>
+    </w:p>
+    <w:p>
+      <w:pPr>
+        <w:pStyle w:val="ListBullet"/>
+      </w:pPr>
+      <w:r>
+        <w:t>Add screenshots: 6.7-inch, 6.5-inch, 5.5-inch, iPad (if universal)</w:t>
+      </w:r>
+    </w:p>
+    <w:p>
+      <w:pPr>
+        <w:pStyle w:val="ListBullet"/>
+      </w:pPr>
+      <w:r>
+        <w:t>Fill App Store listing: name, subtitle, description, keywords, support URL</w:t>
+      </w:r>
+    </w:p>
+    <w:p>
+      <w:pPr>
+        <w:pStyle w:val="ListBullet"/>
+      </w:pPr>
+      <w:r>
+        <w:t>Submit for review</w:t>
+      </w:r>
+    </w:p>
+    <w:p>
+      <w:pPr>
+        <w:pStyle w:val="ListBullet"/>
+      </w:pPr>
+      <w:r>
+        <w:t>NOTE: Firebase phone auth requires Apple's APNs push notification certificate to be configured</w:t>
+      </w:r>
+    </w:p>
+    <w:p>
+      <w:pPr>
+        <w:pStyle w:val="Heading1"/>
+      </w:pPr>
+      <w:r>
+        <w:t>4. In-App Purchase Product IDs</w:t>
+      </w:r>
+    </w:p>
+    <w:tbl>
+      <w:tblPr>
+        <w:tblStyle w:val="TableGrid"/>
+        <w:tblW w:type="auto" w:w="0"/>
+        <w:tblLook w:firstColumn="1" w:firstRow="1" w:lastColumn="0" w:lastRow="0" w:noHBand="0" w:noVBand="1" w:val="04A0"/>
+      </w:tblPr>
+      <w:tblGrid>
+        <w:gridCol w:w="2160"/>
+        <w:gridCol w:w="2160"/>
+        <w:gridCol w:w="2160"/>
+        <w:gridCol w:w="2160"/>
+      </w:tblGrid>
+      <w:tr>
+        <w:tc>
+          <w:tcPr>
+            <w:tcW w:type="dxa" w:w="2160"/>
+          </w:tcPr>
+          <w:p>
+            <w:r>
+              <w:rPr>
+                <w:b/>
+              </w:rPr>
+              <w:t>Product</w:t>
+            </w:r>
+          </w:p>
+        </w:tc>
+        <w:tc>
+          <w:tcPr>
+            <w:tcW w:type="dxa" w:w="2160"/>
+          </w:tcPr>
+          <w:p>
+            <w:r>
+              <w:rPr>
+                <w:b/>
               </w:rPr>
               <w:t>Product ID</w:t>
             </w:r>
@@ -979,28 +697,11 @@
         <w:tc>
           <w:tcPr>
             <w:tcW w:type="dxa" w:w="2160"/>
-            <w:shd w:val="clear" w:color="auto" w:fill="FF975C"/>
           </w:tcPr>
           <w:p>
             <w:r>
               <w:rPr>
                 <w:b/>
-                <w:sz w:val="20"/>
-              </w:rPr>
-              <w:t>Title</w:t>
-            </w:r>
-          </w:p>
-        </w:tc>
-        <w:tc>
-          <w:tcPr>
-            <w:tcW w:type="dxa" w:w="2160"/>
-            <w:shd w:val="clear" w:color="auto" w:fill="FF975C"/>
-          </w:tcPr>
-          <w:p>
-            <w:r>
-              <w:rPr>
-                <w:b/>
-                <w:sz w:val="20"/>
               </w:rPr>
               <w:t>Price</w:t>
             </w:r>
@@ -1009,15 +710,159 @@
         <w:tc>
           <w:tcPr>
             <w:tcW w:type="dxa" w:w="2160"/>
-            <w:shd w:val="clear" w:color="auto" w:fill="FF975C"/>
           </w:tcPr>
           <w:p>
             <w:r>
               <w:rPr>
                 <w:b/>
-                <w:sz w:val="20"/>
               </w:rPr>
-              <w:t>Period</w:t>
+              <w:t>Type</w:t>
+            </w:r>
+          </w:p>
+        </w:tc>
+      </w:tr>
+      <w:tr>
+        <w:tc>
+          <w:tcPr>
+            <w:tcW w:type="dxa" w:w="2160"/>
+          </w:tcPr>
+          <w:p/>
+        </w:tc>
+        <w:tc>
+          <w:tcPr>
+            <w:tcW w:type="dxa" w:w="2160"/>
+          </w:tcPr>
+          <w:p/>
+        </w:tc>
+        <w:tc>
+          <w:tcPr>
+            <w:tcW w:type="dxa" w:w="2160"/>
+          </w:tcPr>
+          <w:p/>
+        </w:tc>
+        <w:tc>
+          <w:tcPr>
+            <w:tcW w:type="dxa" w:w="2160"/>
+          </w:tcPr>
+          <w:p/>
+        </w:tc>
+      </w:tr>
+      <w:tr>
+        <w:tc>
+          <w:tcPr>
+            <w:tcW w:type="dxa" w:w="2160"/>
+          </w:tcPr>
+          <w:p/>
+        </w:tc>
+        <w:tc>
+          <w:tcPr>
+            <w:tcW w:type="dxa" w:w="2160"/>
+          </w:tcPr>
+          <w:p/>
+        </w:tc>
+        <w:tc>
+          <w:tcPr>
+            <w:tcW w:type="dxa" w:w="2160"/>
+          </w:tcPr>
+          <w:p/>
+        </w:tc>
+        <w:tc>
+          <w:tcPr>
+            <w:tcW w:type="dxa" w:w="2160"/>
+          </w:tcPr>
+          <w:p/>
+        </w:tc>
+      </w:tr>
+      <w:tr>
+        <w:tc>
+          <w:tcPr>
+            <w:tcW w:type="dxa" w:w="2160"/>
+          </w:tcPr>
+          <w:p/>
+        </w:tc>
+        <w:tc>
+          <w:tcPr>
+            <w:tcW w:type="dxa" w:w="2160"/>
+          </w:tcPr>
+          <w:p/>
+        </w:tc>
+        <w:tc>
+          <w:tcPr>
+            <w:tcW w:type="dxa" w:w="2160"/>
+          </w:tcPr>
+          <w:p/>
+        </w:tc>
+        <w:tc>
+          <w:tcPr>
+            <w:tcW w:type="dxa" w:w="2160"/>
+          </w:tcPr>
+          <w:p/>
+        </w:tc>
+      </w:tr>
+      <w:tr>
+        <w:tc>
+          <w:tcPr>
+            <w:tcW w:type="dxa" w:w="2160"/>
+          </w:tcPr>
+          <w:p/>
+        </w:tc>
+        <w:tc>
+          <w:tcPr>
+            <w:tcW w:type="dxa" w:w="2160"/>
+          </w:tcPr>
+          <w:p/>
+        </w:tc>
+        <w:tc>
+          <w:tcPr>
+            <w:tcW w:type="dxa" w:w="2160"/>
+          </w:tcPr>
+          <w:p/>
+        </w:tc>
+        <w:tc>
+          <w:tcPr>
+            <w:tcW w:type="dxa" w:w="2160"/>
+          </w:tcPr>
+          <w:p/>
+        </w:tc>
+      </w:tr>
+      <w:tr>
+        <w:tc>
+          <w:tcPr>
+            <w:tcW w:type="dxa" w:w="2160"/>
+          </w:tcPr>
+          <w:p>
+            <w:r>
+              <w:t>Neighbour Monthly</w:t>
+            </w:r>
+          </w:p>
+        </w:tc>
+        <w:tc>
+          <w:tcPr>
+            <w:tcW w:type="dxa" w:w="2160"/>
+          </w:tcPr>
+          <w:p>
+            <w:r>
+              <w:t>neighbourhood_monthly</w:t>
+            </w:r>
+          </w:p>
+        </w:tc>
+        <w:tc>
+          <w:tcPr>
+            <w:tcW w:type="dxa" w:w="2160"/>
+          </w:tcPr>
+          <w:p>
+            <w:r>
+              <w:t>£5.99</w:t>
+            </w:r>
+          </w:p>
+        </w:tc>
+        <w:tc>
+          <w:tcPr>
+            <w:tcW w:type="dxa" w:w="2160"/>
+          </w:tcPr>
+          <w:p>
+            <w:r>
+              <w:t>Auto-renewable subscription</w:t>
             </w:r>
           </w:p>
         </w:tc>
@@ -1029,10 +874,7 @@
           </w:tcPr>
           <w:p>
             <w:r>
-              <w:rPr>
-                <w:sz w:val="20"/>
-              </w:rPr>
-              <w:t>neighbourhood_monthly</w:t>
+              <w:t>Neighbour Annual</w:t>
             </w:r>
           </w:p>
         </w:tc>
@@ -1042,10 +884,7 @@
           </w:tcPr>
           <w:p>
             <w:r>
-              <w:rPr>
-                <w:sz w:val="20"/>
-              </w:rPr>
-              <w:t>Neighbourhood Monthly</w:t>
+              <w:t>neighbourhood_annual</w:t>
             </w:r>
           </w:p>
         </w:tc>
@@ -1055,10 +894,7 @@
           </w:tcPr>
           <w:p>
             <w:r>
-              <w:rPr>
-                <w:sz w:val="20"/>
-              </w:rPr>
-              <w:t>GBP5.99</w:t>
+              <w:t>£49.99</w:t>
             </w:r>
           </w:p>
         </w:tc>
@@ -1068,10 +904,7 @@
           </w:tcPr>
           <w:p>
             <w:r>
-              <w:rPr>
-                <w:sz w:val="20"/>
-              </w:rPr>
-              <w:t>Monthly</w:t>
+              <w:t>Auto-renewable subscription</w:t>
             </w:r>
           </w:p>
         </w:tc>
@@ -1083,10 +916,7 @@
           </w:tcPr>
           <w:p>
             <w:r>
-              <w:rPr>
-                <w:sz w:val="20"/>
-              </w:rPr>
-              <w:t>neighbourhood_annual</w:t>
+              <w:t>Circle Monthly</w:t>
             </w:r>
           </w:p>
         </w:tc>
@@ -1096,10 +926,7 @@
           </w:tcPr>
           <w:p>
             <w:r>
-              <w:rPr>
-                <w:sz w:val="20"/>
-              </w:rPr>
-              <w:t>Neighbourhood Annual</w:t>
+              <w:t>inner_circle_monthly</w:t>
             </w:r>
           </w:p>
         </w:tc>
@@ -1109,10 +936,7 @@
           </w:tcPr>
           <w:p>
             <w:r>
-              <w:rPr>
-                <w:sz w:val="20"/>
-              </w:rPr>
-              <w:t>GBP49.99</w:t>
+              <w:t>£11.99</w:t>
             </w:r>
           </w:p>
         </w:tc>
@@ -1122,10 +946,7 @@
           </w:tcPr>
           <w:p>
             <w:r>
-              <w:rPr>
-                <w:sz w:val="20"/>
-              </w:rPr>
-              <w:t>Annual</w:t>
+              <w:t>Auto-renewable subscription</w:t>
             </w:r>
           </w:p>
         </w:tc>
@@ -1137,10 +958,7 @@
           </w:tcPr>
           <w:p>
             <w:r>
-              <w:rPr>
-                <w:sz w:val="20"/>
-              </w:rPr>
-              <w:t>inner_circle_monthly</w:t>
+              <w:t>Circle Annual</w:t>
             </w:r>
           </w:p>
         </w:tc>
@@ -1150,50 +968,6 @@
           </w:tcPr>
           <w:p>
             <w:r>
-              <w:rPr>
-                <w:sz w:val="20"/>
-              </w:rPr>
-              <w:t>Inner Circle Monthly</w:t>
-            </w:r>
-          </w:p>
-        </w:tc>
-        <w:tc>
-          <w:tcPr>
-            <w:tcW w:type="dxa" w:w="2160"/>
-          </w:tcPr>
-          <w:p>
-            <w:r>
-              <w:rPr>
-                <w:sz w:val="20"/>
-              </w:rPr>
-              <w:t>GBP11.99</w:t>
-            </w:r>
-          </w:p>
-        </w:tc>
-        <w:tc>
-          <w:tcPr>
-            <w:tcW w:type="dxa" w:w="2160"/>
-          </w:tcPr>
-          <w:p>
-            <w:r>
-              <w:rPr>
-                <w:sz w:val="20"/>
-              </w:rPr>
-              <w:t>Monthly</w:t>
-            </w:r>
-          </w:p>
-        </w:tc>
-      </w:tr>
-      <w:tr>
-        <w:tc>
-          <w:tcPr>
-            <w:tcW w:type="dxa" w:w="2160"/>
-          </w:tcPr>
-          <w:p>
-            <w:r>
-              <w:rPr>
-                <w:sz w:val="20"/>
-              </w:rPr>
               <w:t>inner_circle_annual</w:t>
             </w:r>
           </w:p>
@@ -1204,10 +978,7 @@
           </w:tcPr>
           <w:p>
             <w:r>
-              <w:rPr>
-                <w:sz w:val="20"/>
-              </w:rPr>
-              <w:t>Inner Circle Annual</w:t>
+              <w:t>£99.99</w:t>
             </w:r>
           </w:p>
         </w:tc>
@@ -1217,23 +988,326 @@
           </w:tcPr>
           <w:p>
             <w:r>
+              <w:t>Auto-renewable subscription</w:t>
+            </w:r>
+          </w:p>
+        </w:tc>
+      </w:tr>
+    </w:tbl>
+    <w:p>
+      <w:pPr>
+        <w:pStyle w:val="Heading1"/>
+      </w:pPr>
+      <w:r>
+        <w:t>5. Privacy Policy Requirements</w:t>
+      </w:r>
+    </w:p>
+    <w:p>
+      <w:pPr>
+        <w:pStyle w:val="ListBullet"/>
+      </w:pPr>
+      <w:r>
+        <w:t>Data collected: name, phone number (for auth), postcode/borough, parenting stage, children's ages (not names in production), profile photo</w:t>
+      </w:r>
+    </w:p>
+    <w:p>
+      <w:pPr>
+        <w:pStyle w:val="ListBullet"/>
+      </w:pPr>
+      <w:r>
+        <w:t>Data NOT collected: children's full names stored server-side, financial data (handled by platform billing), precise location</w:t>
+      </w:r>
+    </w:p>
+    <w:p>
+      <w:pPr>
+        <w:pStyle w:val="ListBullet"/>
+      </w:pPr>
+      <w:r>
+        <w:t>Data sharing: not sold to third parties. Anonymous analytics to Firebase Analytics.</w:t>
+      </w:r>
+    </w:p>
+    <w:p>
+      <w:pPr>
+        <w:pStyle w:val="ListBullet"/>
+      </w:pPr>
+      <w:r>
+        <w:t>Children's Code compliance: app is for parents (18+), not directly for children</w:t>
+      </w:r>
+    </w:p>
+    <w:p>
+      <w:pPr>
+        <w:pStyle w:val="ListBullet"/>
+      </w:pPr>
+      <w:r>
+        <w:t>GDPR compliance: right to access, right to delete, data portability via backup/restore feature</w:t>
+      </w:r>
+    </w:p>
+    <w:p>
+      <w:pPr>
+        <w:pStyle w:val="ListBullet"/>
+      </w:pPr>
+      <w:r>
+        <w:t>Data retention: user data deleted within 30 days of account deletion request</w:t>
+      </w:r>
+    </w:p>
+    <w:p>
+      <w:pPr>
+        <w:pStyle w:val="Heading1"/>
+      </w:pPr>
+      <w:r>
+        <w:t>6. App Store Optimisation (ASO)</w:t>
+      </w:r>
+    </w:p>
+    <w:tbl>
+      <w:tblPr>
+        <w:tblStyle w:val="TableGrid"/>
+        <w:tblW w:type="auto" w:w="0"/>
+        <w:tblLook w:firstColumn="1" w:firstRow="1" w:lastColumn="0" w:lastRow="0" w:noHBand="0" w:noVBand="1" w:val="04A0"/>
+      </w:tblPr>
+      <w:tblGrid>
+        <w:gridCol w:w="4320"/>
+        <w:gridCol w:w="4320"/>
+      </w:tblGrid>
+      <w:tr>
+        <w:tc>
+          <w:tcPr>
+            <w:tcW w:type="dxa" w:w="4320"/>
+          </w:tcPr>
+          <w:p>
+            <w:r>
               <w:rPr>
-                <w:sz w:val="20"/>
+                <w:b/>
               </w:rPr>
-              <w:t>GBP99.99</w:t>
+              <w:t>Element</w:t>
             </w:r>
           </w:p>
         </w:tc>
         <w:tc>
           <w:tcPr>
-            <w:tcW w:type="dxa" w:w="2160"/>
+            <w:tcW w:type="dxa" w:w="4320"/>
           </w:tcPr>
           <w:p>
             <w:r>
               <w:rPr>
-                <w:sz w:val="20"/>
+                <w:b/>
               </w:rPr>
-              <w:t>Annual</w:t>
+              <w:t>Strategy</w:t>
+            </w:r>
+          </w:p>
+        </w:tc>
+      </w:tr>
+      <w:tr>
+        <w:tc>
+          <w:tcPr>
+            <w:tcW w:type="dxa" w:w="4320"/>
+          </w:tcPr>
+          <w:p/>
+        </w:tc>
+        <w:tc>
+          <w:tcPr>
+            <w:tcW w:type="dxa" w:w="4320"/>
+          </w:tcPr>
+          <w:p/>
+        </w:tc>
+      </w:tr>
+      <w:tr>
+        <w:tc>
+          <w:tcPr>
+            <w:tcW w:type="dxa" w:w="4320"/>
+          </w:tcPr>
+          <w:p/>
+        </w:tc>
+        <w:tc>
+          <w:tcPr>
+            <w:tcW w:type="dxa" w:w="4320"/>
+          </w:tcPr>
+          <w:p/>
+        </w:tc>
+      </w:tr>
+      <w:tr>
+        <w:tc>
+          <w:tcPr>
+            <w:tcW w:type="dxa" w:w="4320"/>
+          </w:tcPr>
+          <w:p/>
+        </w:tc>
+        <w:tc>
+          <w:tcPr>
+            <w:tcW w:type="dxa" w:w="4320"/>
+          </w:tcPr>
+          <w:p/>
+        </w:tc>
+      </w:tr>
+      <w:tr>
+        <w:tc>
+          <w:tcPr>
+            <w:tcW w:type="dxa" w:w="4320"/>
+          </w:tcPr>
+          <w:p/>
+        </w:tc>
+        <w:tc>
+          <w:tcPr>
+            <w:tcW w:type="dxa" w:w="4320"/>
+          </w:tcPr>
+          <w:p/>
+        </w:tc>
+      </w:tr>
+      <w:tr>
+        <w:tc>
+          <w:tcPr>
+            <w:tcW w:type="dxa" w:w="4320"/>
+          </w:tcPr>
+          <w:p/>
+        </w:tc>
+        <w:tc>
+          <w:tcPr>
+            <w:tcW w:type="dxa" w:w="4320"/>
+          </w:tcPr>
+          <w:p/>
+        </w:tc>
+      </w:tr>
+      <w:tr>
+        <w:tc>
+          <w:tcPr>
+            <w:tcW w:type="dxa" w:w="4320"/>
+          </w:tcPr>
+          <w:p/>
+        </w:tc>
+        <w:tc>
+          <w:tcPr>
+            <w:tcW w:type="dxa" w:w="4320"/>
+          </w:tcPr>
+          <w:p/>
+        </w:tc>
+      </w:tr>
+      <w:tr>
+        <w:tc>
+          <w:tcPr>
+            <w:tcW w:type="dxa" w:w="4320"/>
+          </w:tcPr>
+          <w:p>
+            <w:r>
+              <w:t>Title</w:t>
+            </w:r>
+          </w:p>
+        </w:tc>
+        <w:tc>
+          <w:tcPr>
+            <w:tcW w:type="dxa" w:w="4320"/>
+          </w:tcPr>
+          <w:p>
+            <w:r>
+              <w:t>Include 'local parents' and 'community' for search ranking</w:t>
+            </w:r>
+          </w:p>
+        </w:tc>
+      </w:tr>
+      <w:tr>
+        <w:tc>
+          <w:tcPr>
+            <w:tcW w:type="dxa" w:w="4320"/>
+          </w:tcPr>
+          <w:p>
+            <w:r>
+              <w:t>Subtitle</w:t>
+            </w:r>
+          </w:p>
+        </w:tc>
+        <w:tc>
+          <w:tcPr>
+            <w:tcW w:type="dxa" w:w="4320"/>
+          </w:tcPr>
+          <w:p>
+            <w:r>
+              <w:t>Short, benefit-focused: 'Your borough's parent community'</w:t>
+            </w:r>
+          </w:p>
+        </w:tc>
+      </w:tr>
+      <w:tr>
+        <w:tc>
+          <w:tcPr>
+            <w:tcW w:type="dxa" w:w="4320"/>
+          </w:tcPr>
+          <w:p>
+            <w:r>
+              <w:t>Keywords</w:t>
+            </w:r>
+          </w:p>
+        </w:tc>
+        <w:tc>
+          <w:tcPr>
+            <w:tcW w:type="dxa" w:w="4320"/>
+          </w:tcPr>
+          <w:p>
+            <w:r>
+              <w:t>Rotate quarterly: local, parenting, community, mums, dads, borough, groups, events, baby, kids</w:t>
+            </w:r>
+          </w:p>
+        </w:tc>
+      </w:tr>
+      <w:tr>
+        <w:tc>
+          <w:tcPr>
+            <w:tcW w:type="dxa" w:w="4320"/>
+          </w:tcPr>
+          <w:p>
+            <w:r>
+              <w:t>Screenshots</w:t>
+            </w:r>
+          </w:p>
+        </w:tc>
+        <w:tc>
+          <w:tcPr>
+            <w:tcW w:type="dxa" w:w="4320"/>
+          </w:tcPr>
+          <w:p>
+            <w:r>
+              <w:t>Show key screens: Home feed, Group chat, Events map, Marketplace grid, AI Chat</w:t>
+            </w:r>
+          </w:p>
+        </w:tc>
+      </w:tr>
+      <w:tr>
+        <w:tc>
+          <w:tcPr>
+            <w:tcW w:type="dxa" w:w="4320"/>
+          </w:tcPr>
+          <w:p>
+            <w:r>
+              <w:t>Preview video</w:t>
+            </w:r>
+          </w:p>
+        </w:tc>
+        <w:tc>
+          <w:tcPr>
+            <w:tcW w:type="dxa" w:w="4320"/>
+          </w:tcPr>
+          <w:p>
+            <w:r>
+              <w:t>30-second walkthrough: sign up → join group → discover event → list item → AI chat</w:t>
+            </w:r>
+          </w:p>
+        </w:tc>
+      </w:tr>
+      <w:tr>
+        <w:tc>
+          <w:tcPr>
+            <w:tcW w:type="dxa" w:w="4320"/>
+          </w:tcPr>
+          <w:p>
+            <w:r>
+              <w:t>Ratings</w:t>
+            </w:r>
+          </w:p>
+        </w:tc>
+        <w:tc>
+          <w:tcPr>
+            <w:tcW w:type="dxa" w:w="4320"/>
+          </w:tcPr>
+          <w:p>
+            <w:r>
+              <w:t>In-app review prompt after first successful group join and first AI chat</w:t>
             </w:r>
           </w:p>
         </w:tc>
